--- a/public/exports/documents/subcontract-pm-2026/ref-effect-of-termination.docx
+++ b/public/exports/documents/subcontract-pm-2026/ref-effect-of-termination.docx
@@ -14,7 +14,7 @@
     </w:p>
     <w:p>
       <w:pPr>
-        <w:spacing w:after="160"/>
+        <w:spacing w:after="180"/>
         <w:jc w:val="both"/>
       </w:pPr>
       <w:r>
@@ -30,7 +30,7 @@
     </w:p>
     <w:p>
       <w:pPr>
-        <w:spacing w:after="160"/>
+        <w:spacing w:after="180"/>
         <w:jc w:val="both"/>
       </w:pPr>
       <w:r>
@@ -46,7 +46,7 @@
     </w:p>
     <w:p>
       <w:pPr>
-        <w:spacing w:after="160"/>
+        <w:spacing w:after="180"/>
         <w:jc w:val="both"/>
       </w:pPr>
       <w:r>
@@ -73,7 +73,8 @@
     <w:p>
       <w:pPr>
         <w:pStyle w:val="Heading2"/>
-        <w:spacing w:after="160" w:before="280"/>
+        <w:keepNext/>
+        <w:spacing w:after="180" w:before="360"/>
       </w:pPr>
       <w:r>
         <w:t xml:space="preserve">Три роздільних обов'язки</w:t>
@@ -81,7 +82,7 @@
     </w:p>
     <w:p>
       <w:pPr>
-        <w:spacing w:after="160"/>
+        <w:spacing w:after="180"/>
         <w:jc w:val="both"/>
       </w:pPr>
       <w:r>
@@ -91,7 +92,8 @@
     <w:p>
       <w:pPr>
         <w:pStyle w:val="Heading3"/>
-        <w:spacing w:after="160" w:before="280"/>
+        <w:keepNext/>
+        <w:spacing w:after="120" w:before="240"/>
       </w:pPr>
       <w:r>
         <w:t xml:space="preserve">1. Розрахунки (Payment Obligations)</w:t>
@@ -99,7 +101,7 @@
     </w:p>
     <w:p>
       <w:pPr>
-        <w:spacing w:after="160"/>
+        <w:spacing w:after="180"/>
         <w:jc w:val="both"/>
       </w:pPr>
       <w:r>
@@ -128,12 +130,22 @@
     </w:p>
     <w:p>
       <w:pPr>
-        <w:spacing w:after="160"/>
-        <w:jc w:val="both"/>
-      </w:pPr>
-      <w:r>
-        <w:t xml:space="preserve">дати розірвання, ми зобов'язані доплатити. - </w:t>
-      </w:r>
+        <w:spacing w:after="180"/>
+        <w:jc w:val="both"/>
+      </w:pPr>
+      <w:r>
+        <w:t xml:space="preserve">дати розірвання, ми зобов'язані доплатити.</w:t>
+      </w:r>
+    </w:p>
+    <w:p>
+      <w:pPr>
+        <w:pStyle w:val="ListParagraph"/>
+        <w:numPr>
+          <w:ilvl w:val="0"/>
+          <w:numId w:val="1"/>
+        </w:numPr>
+        <w:spacing w:after="60"/>
+      </w:pPr>
       <w:r>
         <w:rPr>
           <w:b/>
@@ -142,13 +154,23 @@
         <w:t xml:space="preserve">Їхній борг</w:t>
       </w:r>
       <w:r>
-        <w:t xml:space="preserve"> — якщо ми передплатили за роботу, яку ще не зроблено, вони повертають гроші (або залік у майбутні проекти за обопільною згодою).</w:t>
+        <w:t xml:space="preserve"> — якщо ми передплатили за роботу, яку ще не</w:t>
+      </w:r>
+    </w:p>
+    <w:p>
+      <w:pPr>
+        <w:spacing w:after="180"/>
+        <w:jc w:val="both"/>
+      </w:pPr>
+      <w:r>
+        <w:t xml:space="preserve">зроблено, вони повертають гроші (або залік у майбутні проекти за обопільною згодою).</w:t>
       </w:r>
     </w:p>
     <w:p>
       <w:pPr>
         <w:pStyle w:val="Heading3"/>
-        <w:spacing w:after="160" w:before="280"/>
+        <w:keepNext/>
+        <w:spacing w:after="120" w:before="240"/>
       </w:pPr>
       <w:r>
         <w:t xml:space="preserve">2. Handover (Subcontractor obligations)</w:t>
@@ -156,7 +178,7 @@
     </w:p>
     <w:p>
       <w:pPr>
-        <w:spacing w:after="160"/>
+        <w:spacing w:after="180"/>
         <w:jc w:val="both"/>
       </w:pPr>
       <w:r>
@@ -225,7 +247,7 @@
     </w:p>
     <w:p>
       <w:pPr>
-        <w:spacing w:after="160"/>
+        <w:spacing w:after="180"/>
         <w:jc w:val="both"/>
       </w:pPr>
       <w:r>
@@ -234,7 +256,7 @@
     </w:p>
     <w:p>
       <w:pPr>
-        <w:spacing w:after="160"/>
+        <w:spacing w:after="180"/>
         <w:jc w:val="both"/>
       </w:pPr>
       <w:r>
@@ -244,7 +266,8 @@
     <w:p>
       <w:pPr>
         <w:pStyle w:val="Heading3"/>
-        <w:spacing w:after="160" w:before="280"/>
+        <w:keepNext/>
+        <w:spacing w:after="120" w:before="240"/>
       </w:pPr>
       <w:r>
         <w:t xml:space="preserve">3. Survival</w:t>
@@ -252,7 +275,7 @@
     </w:p>
     <w:p>
       <w:pPr>
-        <w:spacing w:after="160"/>
+        <w:spacing w:after="180"/>
         <w:jc w:val="both"/>
       </w:pPr>
       <w:r>
@@ -301,12 +324,22 @@
     </w:p>
     <w:p>
       <w:pPr>
-        <w:spacing w:after="160"/>
-        <w:jc w:val="both"/>
-      </w:pPr>
-      <w:r>
-        <w:t xml:space="preserve">(терміни з Mutual Confidentiality) - </w:t>
-      </w:r>
+        <w:spacing w:after="180"/>
+        <w:jc w:val="both"/>
+      </w:pPr>
+      <w:r>
+        <w:t xml:space="preserve">(терміни з Mutual Confidentiality)</w:t>
+      </w:r>
+    </w:p>
+    <w:p>
+      <w:pPr>
+        <w:pStyle w:val="ListParagraph"/>
+        <w:numPr>
+          <w:ilvl w:val="0"/>
+          <w:numId w:val="1"/>
+        </w:numPr>
+        <w:spacing w:after="60"/>
+      </w:pPr>
       <w:r>
         <w:rPr>
           <w:b/>
@@ -315,8 +348,27 @@
         <w:t xml:space="preserve">Non-solicitation</w:t>
       </w:r>
       <w:r>
-        <w:t xml:space="preserve"> — 1 рік у субпідрядних договорах починається з Start date, не від termination - </w:t>
-      </w:r>
+        <w:t xml:space="preserve"> — 1 рік у субпідрядних договорах починається</w:t>
+      </w:r>
+    </w:p>
+    <w:p>
+      <w:pPr>
+        <w:spacing w:after="180"/>
+        <w:jc w:val="both"/>
+      </w:pPr>
+      <w:r>
+        <w:t xml:space="preserve">з Start date, не від termination</w:t>
+      </w:r>
+    </w:p>
+    <w:p>
+      <w:pPr>
+        <w:pStyle w:val="ListParagraph"/>
+        <w:numPr>
+          <w:ilvl w:val="0"/>
+          <w:numId w:val="1"/>
+        </w:numPr>
+        <w:spacing w:after="60"/>
+      </w:pPr>
       <w:r>
         <w:rPr>
           <w:b/>
@@ -330,7 +382,7 @@
     </w:p>
     <w:p>
       <w:pPr>
-        <w:spacing w:after="160"/>
+        <w:spacing w:after="180"/>
         <w:jc w:val="both"/>
       </w:pPr>
       <w:r>
@@ -340,7 +392,8 @@
     <w:p>
       <w:pPr>
         <w:pStyle w:val="Heading2"/>
-        <w:spacing w:after="160" w:before="280"/>
+        <w:keepNext/>
+        <w:spacing w:after="180" w:before="360"/>
       </w:pPr>
       <w:r>
         <w:t xml:space="preserve">Де використовується</w:t>
@@ -348,7 +401,7 @@
     </w:p>
     <w:p>
       <w:pPr>
-        <w:spacing w:after="160"/>
+        <w:spacing w:after="180"/>
         <w:jc w:val="both"/>
       </w:pPr>
       <w:r>
@@ -409,7 +462,7 @@
     </w:p>
     <w:p>
       <w:pPr>
-        <w:spacing w:after="160"/>
+        <w:spacing w:after="180"/>
         <w:jc w:val="both"/>
       </w:pPr>
       <w:r>
@@ -476,7 +529,7 @@
     </w:pPr>
     <w:r>
       <w:rPr>
-        <w:color w:val="888888"/>
+        <w:color w:val="8A8578"/>
         <w:sz w:val="16"/>
         <w:szCs w:val="16"/>
       </w:rPr>
@@ -484,12 +537,31 @@
     </w:r>
     <w:r>
       <w:rPr>
-        <w:color w:val="888888"/>
+        <w:color w:val="8A8578"/>
         <w:sz w:val="16"/>
         <w:szCs w:val="16"/>
       </w:rPr>
       <w:fldChar w:fldCharType="begin"/>
       <w:instrText xml:space="preserve">PAGE</w:instrText>
+      <w:fldChar w:fldCharType="separate"/>
+      <w:fldChar w:fldCharType="end"/>
+    </w:r>
+    <w:r>
+      <w:rPr>
+        <w:color w:val="8A8578"/>
+        <w:sz w:val="16"/>
+        <w:szCs w:val="16"/>
+      </w:rPr>
+      <w:t xml:space="preserve"> / </w:t>
+    </w:r>
+    <w:r>
+      <w:rPr>
+        <w:color w:val="8A8578"/>
+        <w:sz w:val="16"/>
+        <w:szCs w:val="16"/>
+      </w:rPr>
+      <w:fldChar w:fldCharType="begin"/>
+      <w:instrText xml:space="preserve">NUMPAGES</w:instrText>
       <w:fldChar w:fldCharType="separate"/>
       <w:fldChar w:fldCharType="end"/>
     </w:r>
@@ -665,8 +737,13 @@
     <w:basedOn w:val="Normal"/>
     <w:next w:val="Normal"/>
     <w:qFormat/>
-    <w:rPr>
-      <w:color w:val="2E74B5"/>
+    <w:pPr>
+      <w:spacing w:after="200" w:before="400"/>
+    </w:pPr>
+    <w:rPr>
+      <w:rFonts w:ascii="Georgia" w:cs="Georgia" w:eastAsia="Georgia" w:hAnsi="Georgia"/>
+      <w:b/>
+      <w:bCs/>
       <w:sz w:val="32"/>
       <w:szCs w:val="32"/>
     </w:rPr>
@@ -676,8 +753,13 @@
     <w:basedOn w:val="Normal"/>
     <w:next w:val="Normal"/>
     <w:qFormat/>
-    <w:rPr>
-      <w:color w:val="2E74B5"/>
+    <w:pPr>
+      <w:spacing w:after="160" w:before="320"/>
+    </w:pPr>
+    <w:rPr>
+      <w:rFonts w:ascii="Georgia" w:cs="Georgia" w:eastAsia="Georgia" w:hAnsi="Georgia"/>
+      <w:b/>
+      <w:bCs/>
       <w:sz w:val="26"/>
       <w:szCs w:val="26"/>
     </w:rPr>
@@ -687,10 +769,15 @@
     <w:basedOn w:val="Normal"/>
     <w:next w:val="Normal"/>
     <w:qFormat/>
-    <w:rPr>
-      <w:color w:val="1F4D78"/>
-      <w:sz w:val="24"/>
-      <w:szCs w:val="24"/>
+    <w:pPr>
+      <w:spacing w:after="120" w:before="240"/>
+    </w:pPr>
+    <w:rPr>
+      <w:rFonts w:ascii="Georgia" w:cs="Georgia" w:eastAsia="Georgia" w:hAnsi="Georgia"/>
+      <w:b/>
+      <w:bCs/>
+      <w:sz w:val="22"/>
+      <w:szCs w:val="22"/>
     </w:rPr>
   </w:style>
   <w:style w:type="paragraph" w:styleId="Heading4">

--- a/public/exports/documents/subcontract-pm-2026/ref-effect-of-termination.docx
+++ b/public/exports/documents/subcontract-pm-2026/ref-effect-of-termination.docx
@@ -96,16 +96,16 @@
         <w:spacing w:after="120" w:before="240"/>
       </w:pPr>
       <w:r>
-        <w:t xml:space="preserve">1. Розрахунки (Payment Obligations)</w:t>
-      </w:r>
-    </w:p>
-    <w:p>
-      <w:pPr>
-        <w:spacing w:after="180"/>
-        <w:jc w:val="both"/>
-      </w:pPr>
-      <w:r>
-        <w:t xml:space="preserve">"Хто винен — той платить. Хто отримав зайве — повертає." Симетричне правило, яке працює в обидва боки:</w:t>
+        <w:t xml:space="preserve">1. Розрахунки</w:t>
+      </w:r>
+    </w:p>
+    <w:p>
+      <w:pPr>
+        <w:spacing w:after="180"/>
+        <w:jc w:val="both"/>
+      </w:pPr>
+      <w:r>
+        <w:t xml:space="preserve">«Хто винен — той платить. Хто отримав зайве — повертає.» Симетричне правило, яке працює в обидва боки:</w:t>
       </w:r>
     </w:p>
     <w:p>
@@ -163,7 +163,7 @@
         <w:jc w:val="both"/>
       </w:pPr>
       <w:r>
-        <w:t xml:space="preserve">зроблено, вони повертають гроші (або залік у майбутні проекти за обопільною згодою).</w:t>
+        <w:t xml:space="preserve">зроблено, вони повертають гроші (або залік у майбутні проєкти за обопільною згодою).</w:t>
       </w:r>
     </w:p>
     <w:p>
@@ -173,16 +173,16 @@
         <w:spacing w:after="120" w:before="240"/>
       </w:pPr>
       <w:r>
-        <w:t xml:space="preserve">2. Handover (Subcontractor obligations)</w:t>
-      </w:r>
-    </w:p>
-    <w:p>
-      <w:pPr>
-        <w:spacing w:after="180"/>
-        <w:jc w:val="both"/>
-      </w:pPr>
-      <w:r>
-        <w:t xml:space="preserve">Негайне припинення + звіт про стан + передача. Три дії, які мають статися у день отримання notice:</w:t>
+        <w:t xml:space="preserve">2. Передача справ</w:t>
+      </w:r>
+    </w:p>
+    <w:p>
+      <w:pPr>
+        <w:spacing w:after="180"/>
+        <w:jc w:val="both"/>
+      </w:pPr>
+      <w:r>
+        <w:t xml:space="preserve">Негайне припинення + звіт про стан + передача. Три дії, які мають статися у день отримання повідомлення:</w:t>
       </w:r>
     </w:p>
     <w:p>
@@ -202,7 +202,7 @@
         <w:t xml:space="preserve">Припинення</w:t>
       </w:r>
       <w:r>
-        <w:t xml:space="preserve"> — subcontractor не починає нових завдань</w:t>
+        <w:t xml:space="preserve"> — виконавець не починає нових завдань</w:t>
       </w:r>
     </w:p>
     <w:p>
@@ -260,7 +260,7 @@
         <w:jc w:val="both"/>
       </w:pPr>
       <w:r>
-        <w:t xml:space="preserve">Якщо subcontractor ігнорує цей пункт, ми маємо юридичну підставу вимагати його виконання і утримати фінальний платіж до handover-у.</w:t>
+        <w:t xml:space="preserve">Якщо виконавець ігнорує цей пункт, ми маємо юридичну підставу вимагати його виконання і утримати фінальний платіж до повної передачі.</w:t>
       </w:r>
     </w:p>
     <w:p>
@@ -270,65 +270,74 @@
         <w:spacing w:after="120" w:before="240"/>
       </w:pPr>
       <w:r>
-        <w:t xml:space="preserve">3. Survival</w:t>
-      </w:r>
-    </w:p>
-    <w:p>
-      <w:pPr>
-        <w:spacing w:after="180"/>
-        <w:jc w:val="both"/>
-      </w:pPr>
-      <w:r>
-        <w:t xml:space="preserve">Що залишається в силі після припинення договору:</w:t>
-      </w:r>
-    </w:p>
-    <w:p>
-      <w:pPr>
-        <w:pStyle w:val="ListParagraph"/>
-        <w:numPr>
-          <w:ilvl w:val="0"/>
-          <w:numId w:val="1"/>
-        </w:numPr>
-        <w:spacing w:after="60"/>
-      </w:pPr>
-      <w:r>
-        <w:rPr>
-          <w:b/>
-          <w:bCs/>
-        </w:rPr>
-        <w:t xml:space="preserve">IP</w:t>
-      </w:r>
-      <w:r>
-        <w:t xml:space="preserve"> — права на вже передані Deliverables залишаються у замовника</w:t>
-      </w:r>
-    </w:p>
-    <w:p>
-      <w:pPr>
-        <w:pStyle w:val="ListParagraph"/>
-        <w:numPr>
-          <w:ilvl w:val="0"/>
-          <w:numId w:val="1"/>
-        </w:numPr>
-        <w:spacing w:after="60"/>
-      </w:pPr>
-      <w:r>
-        <w:rPr>
-          <w:b/>
-          <w:bCs/>
-        </w:rPr>
-        <w:t xml:space="preserve">Confidentiality</w:t>
-      </w:r>
-      <w:r>
-        <w:t xml:space="preserve"> — все, що було розкрито, залишається confidential</w:t>
-      </w:r>
-    </w:p>
-    <w:p>
-      <w:pPr>
-        <w:spacing w:after="180"/>
-        <w:jc w:val="both"/>
-      </w:pPr>
-      <w:r>
-        <w:t xml:space="preserve">(терміни з Mutual Confidentiality)</w:t>
+        <w:t xml:space="preserve">3. Що залишається в силі після розірвання (survival)</w:t>
+      </w:r>
+    </w:p>
+    <w:p>
+      <w:pPr>
+        <w:spacing w:after="180"/>
+        <w:jc w:val="both"/>
+      </w:pPr>
+      <w:r>
+        <w:t xml:space="preserve">Що продовжує діяти після припинення договору:</w:t>
+      </w:r>
+    </w:p>
+    <w:p>
+      <w:pPr>
+        <w:pStyle w:val="ListParagraph"/>
+        <w:numPr>
+          <w:ilvl w:val="0"/>
+          <w:numId w:val="1"/>
+        </w:numPr>
+        <w:spacing w:after="60"/>
+      </w:pPr>
+      <w:r>
+        <w:rPr>
+          <w:b/>
+          <w:bCs/>
+        </w:rPr>
+        <w:t xml:space="preserve">Інтелектуальна власність</w:t>
+      </w:r>
+      <w:r>
+        <w:t xml:space="preserve"> — права на вже передані</w:t>
+      </w:r>
+    </w:p>
+    <w:p>
+      <w:pPr>
+        <w:spacing w:after="180"/>
+        <w:jc w:val="both"/>
+      </w:pPr>
+      <w:r>
+        <w:t xml:space="preserve">результати роботи залишаються у замовника</w:t>
+      </w:r>
+    </w:p>
+    <w:p>
+      <w:pPr>
+        <w:pStyle w:val="ListParagraph"/>
+        <w:numPr>
+          <w:ilvl w:val="0"/>
+          <w:numId w:val="1"/>
+        </w:numPr>
+        <w:spacing w:after="60"/>
+      </w:pPr>
+      <w:r>
+        <w:rPr>
+          <w:b/>
+          <w:bCs/>
+        </w:rPr>
+        <w:t xml:space="preserve">Конфіденційність</w:t>
+      </w:r>
+      <w:r>
+        <w:t xml:space="preserve"> — все, що було розкрито, залишається</w:t>
+      </w:r>
+    </w:p>
+    <w:p>
+      <w:pPr>
+        <w:spacing w:after="180"/>
+        <w:jc w:val="both"/>
+      </w:pPr>
+      <w:r>
+        <w:t xml:space="preserve">конфіденційним (терміни з Mutual Confidentiality)</w:t>
       </w:r>
     </w:p>
     <w:p>
@@ -348,16 +357,16 @@
         <w:t xml:space="preserve">Non-solicitation</w:t>
       </w:r>
       <w:r>
-        <w:t xml:space="preserve"> — 1 рік у субпідрядних договорах починається</w:t>
-      </w:r>
-    </w:p>
-    <w:p>
-      <w:pPr>
-        <w:spacing w:after="180"/>
-        <w:jc w:val="both"/>
-      </w:pPr>
-      <w:r>
-        <w:t xml:space="preserve">з Start date, не від termination</w:t>
+        <w:t xml:space="preserve"> — 1 рік у субпідрядних договорах; відлік</w:t>
+      </w:r>
+    </w:p>
+    <w:p>
+      <w:pPr>
+        <w:spacing w:after="180"/>
+        <w:jc w:val="both"/>
+      </w:pPr>
+      <w:r>
+        <w:t xml:space="preserve">починається з дати початку договору, не від розірвання</w:t>
       </w:r>
     </w:p>
     <w:p>
@@ -386,7 +395,7 @@
         <w:jc w:val="both"/>
       </w:pPr>
       <w:r>
-        <w:t xml:space="preserve">Survival — це ключовий механізм, який робить розірвання "чистим": якщо ти вийшов, ти не забрав з собою ні IP, ні клієнтів, ні конфіденційну інформацію, ні право переманювати людей.</w:t>
+        <w:t xml:space="preserve">Цей механізм робить розірвання «чистим»: якщо ти вийшов, ти не забрав з собою ні прав на інтелектуальну власність, ні клієнтів, ні конфіденційну інформацію, ні право переманювати людей.</w:t>
       </w:r>
     </w:p>
     <w:p>

--- a/public/exports/documents/subcontract-pm-2026/ref-effect-of-termination.docx
+++ b/public/exports/documents/subcontract-pm-2026/ref-effect-of-termination.docx
@@ -466,7 +466,7 @@
         <w:spacing w:after="60"/>
       </w:pPr>
       <w:r>
-        <w:t xml:space="preserve">Services Agreement Sloboda 2026</w:t>
+        <w:t xml:space="preserve">Services Agreement 2026</w:t>
       </w:r>
     </w:p>
     <w:p>
